--- a/BearPaperOutline.docx
+++ b/BearPaperOutline.docx
@@ -72,6 +72,37 @@
       <w:proofErr w:type="gramEnd"/>
       <w:r>
         <w:t xml:space="preserve"> research and monitoring that can be an important part of statewide population estimates for wildlife in this case bears and support other models that have their own strengths and weaknesses</w:t>
+      </w:r>
+    </w:p>
+    <w:p>
+      <w:r>
+        <w:t xml:space="preserve">How did </w:t>
+      </w:r>
+      <w:proofErr w:type="spellStart"/>
+      <w:r>
+        <w:t>stuber</w:t>
+      </w:r>
+      <w:proofErr w:type="spellEnd"/>
+      <w:r>
+        <w:t xml:space="preserve"> suggest predicting from model with scaled variables if at all?</w:t>
+      </w:r>
+    </w:p>
+    <w:p>
+      <w:proofErr w:type="spellStart"/>
+      <w:r>
+        <w:t>GoF</w:t>
+      </w:r>
+      <w:proofErr w:type="spellEnd"/>
+      <w:r>
+        <w:t xml:space="preserve"> tests what have other done, Mackenzie Bailey test and join count test for temporal autocorrelation </w:t>
+      </w:r>
+      <w:proofErr w:type="gramStart"/>
+      <w:r>
+        <w:t>could that</w:t>
+      </w:r>
+      <w:proofErr w:type="gramEnd"/>
+      <w:r>
+        <w:t xml:space="preserve"> get weird with Nas in detection histories</w:t>
       </w:r>
     </w:p>
     <w:p>
@@ -203,10 +234,7 @@
         </w:numPr>
       </w:pPr>
       <w:r>
-        <w:t xml:space="preserve">Estimating abundance of unmarked animal populations remains a significant challenge </w:t>
-      </w:r>
-      <w:r>
-        <w:t>(Gilbert et al.</w:t>
+        <w:t>Estimating abundance of unmarked animal populations remains a significant challenge (Gilbert et al.</w:t>
       </w:r>
       <w:r>
         <w:t xml:space="preserve"> 2021)</w:t>
@@ -238,10 +266,7 @@
         </w:rPr>
       </w:pPr>
       <w:r>
-        <w:t>Posed as “gold standard” quantitative monitoring program for terrestrial mammals and reviewed trends across time and space, meant as accurate assessment of population trends across western NY</w:t>
-      </w:r>
-      <w:r>
-        <w:t xml:space="preserve"> (Twining et al. 2024)</w:t>
+        <w:t>Posed as “gold standard” quantitative monitoring program for terrestrial mammals and reviewed trends across time and space, meant as accurate assessment of population trends across western NY (Twining et al. 2024)</w:t>
       </w:r>
     </w:p>
     <w:p>
@@ -308,7 +333,6 @@
         </w:numPr>
       </w:pPr>
       <w:r>
-        <w:lastRenderedPageBreak/>
         <w:t>Further black bear range expansion and population increase in Wisconsin is likely (</w:t>
       </w:r>
       <w:proofErr w:type="spellStart"/>
@@ -506,10 +530,7 @@
         </w:numPr>
       </w:pPr>
       <w:r>
-        <w:t>Scale at which environmental variables are measured can influence the strength of effect and whether it is considered significant, relative importance of different environmental variables, the direction of effect.</w:t>
-      </w:r>
-      <w:r>
-        <w:t xml:space="preserve"> (</w:t>
+        <w:t>Scale at which environmental variables are measured can influence the strength of effect and whether it is considered significant, relative importance of different environmental variables, the direction of effect. (</w:t>
       </w:r>
       <w:proofErr w:type="spellStart"/>
       <w:r>
@@ -529,10 +550,7 @@
         </w:numPr>
       </w:pPr>
       <w:r>
-        <w:t>To ensure we uncover important relationships between a response and an environmental variable we must measure the variable at the scale at which the relationship is the strongest.</w:t>
-      </w:r>
-      <w:r>
-        <w:t xml:space="preserve"> (</w:t>
+        <w:t>To ensure we uncover important relationships between a response and an environmental variable we must measure the variable at the scale at which the relationship is the strongest. (</w:t>
       </w:r>
       <w:proofErr w:type="spellStart"/>
       <w:r>
@@ -552,10 +570,7 @@
         </w:numPr>
       </w:pPr>
       <w:r>
-        <w:t>Scale of effect is smaller for landscape variables influencing breeding or foraging success than those influencing dispersal</w:t>
-      </w:r>
-      <w:r>
-        <w:t xml:space="preserve"> (</w:t>
+        <w:t>Scale of effect is smaller for landscape variables influencing breeding or foraging success than those influencing dispersal (</w:t>
       </w:r>
       <w:proofErr w:type="spellStart"/>
       <w:r>
@@ -575,10 +590,15 @@
         </w:numPr>
       </w:pPr>
       <w:r>
-        <w:t>We don’t know usually know the best scale of effect and estimate it using multiscale studies choosing the scale that produces the best model according to some criteria</w:t>
-      </w:r>
-      <w:r>
-        <w:t xml:space="preserve"> (</w:t>
+        <w:t xml:space="preserve">We </w:t>
+      </w:r>
+      <w:proofErr w:type="gramStart"/>
+      <w:r>
+        <w:t>don’t know</w:t>
+      </w:r>
+      <w:proofErr w:type="gramEnd"/>
+      <w:r>
+        <w:t xml:space="preserve"> usually know the best scale of effect and estimate it using multiscale studies choosing the scale that produces the best model according to some criteria (</w:t>
       </w:r>
       <w:proofErr w:type="spellStart"/>
       <w:r>
@@ -621,10 +641,7 @@
         </w:numPr>
       </w:pPr>
       <w:r>
-        <w:t>Although A single optimal scale not often the case</w:t>
-      </w:r>
-      <w:r>
-        <w:t xml:space="preserve"> (Stuber and Gruber 2020)</w:t>
+        <w:t>Although A single optimal scale not often the case (Stuber and Gruber 2020)</w:t>
       </w:r>
     </w:p>
     <w:p>
@@ -636,10 +653,8 @@
         </w:numPr>
       </w:pPr>
       <w:r>
-        <w:t>BLISS outperformed AIC and model selection methods in accurately assessing scale under different between predictor correlations in simulation study.</w:t>
-      </w:r>
-      <w:r>
-        <w:t xml:space="preserve"> (Stuber et al. 2017)</w:t>
+        <w:lastRenderedPageBreak/>
+        <w:t>BLISS outperformed AIC and model selection methods in accurately assessing scale under different between predictor correlations in simulation study. (Stuber et al. 2017)</w:t>
       </w:r>
     </w:p>
     <w:p>
@@ -651,11 +666,7 @@
         </w:numPr>
       </w:pPr>
       <w:r>
-        <w:lastRenderedPageBreak/>
-        <w:t>Unbiased and precise estimates of scale of effect and effect estimates with scale autocorrelation</w:t>
-      </w:r>
-      <w:r>
-        <w:t xml:space="preserve"> (Stuber et al. 2017)</w:t>
+        <w:t>Unbiased and precise estimates of scale of effect and effect estimates with scale autocorrelation (Stuber et al. 2017)</w:t>
       </w:r>
     </w:p>
     <w:p>
@@ -795,11 +806,45 @@
     </w:p>
     <w:p>
       <w:pPr>
-        <w:pStyle w:val="ListParagraph"/>
         <w:rPr>
           <w:b/>
           <w:bCs/>
+          <w:sz w:val="32"/>
+          <w:szCs w:val="32"/>
         </w:rPr>
+      </w:pPr>
+      <w:r>
+        <w:rPr>
+          <w:b/>
+          <w:bCs/>
+          <w:sz w:val="32"/>
+          <w:szCs w:val="32"/>
+        </w:rPr>
+        <w:t>Results</w:t>
+      </w:r>
+    </w:p>
+    <w:p>
+      <w:pPr>
+        <w:pStyle w:val="ListParagraph"/>
+        <w:numPr>
+          <w:ilvl w:val="0"/>
+          <w:numId w:val="17"/>
+        </w:numPr>
+      </w:pPr>
+      <w:r>
+        <w:t>How many detections of bears</w:t>
+      </w:r>
+      <w:r>
+        <w:t>, how much sampling effort, a statement on GOF of the models</w:t>
+      </w:r>
+    </w:p>
+    <w:p>
+      <w:pPr>
+        <w:pStyle w:val="ListParagraph"/>
+        <w:numPr>
+          <w:ilvl w:val="0"/>
+          <w:numId w:val="17"/>
+        </w:numPr>
       </w:pPr>
     </w:p>
     <w:sectPr>
@@ -2096,8 +2141,8 @@
   <w:abstractNum w:abstractNumId="12" w15:restartNumberingAfterBreak="0">
     <w:nsid w:val="434A2024"/>
     <w:multiLevelType w:val="hybridMultilevel"/>
-    <w:tmpl w:val="88FCD1EC"/>
-    <w:lvl w:ilvl="0" w:tplc="0409000F">
+    <w:tmpl w:val="54362B04"/>
+    <w:lvl w:ilvl="0" w:tplc="BE6AA03E">
       <w:start w:val="1"/>
       <w:numFmt w:val="decimal"/>
       <w:lvlText w:val="%1."/>
@@ -2105,6 +2150,10 @@
       <w:pPr>
         <w:ind w:left="720" w:hanging="360"/>
       </w:pPr>
+      <w:rPr>
+        <w:sz w:val="24"/>
+        <w:szCs w:val="24"/>
+      </w:rPr>
     </w:lvl>
     <w:lvl w:ilvl="1" w:tplc="04090019">
       <w:start w:val="1"/>
@@ -3647,6 +3696,7 @@
   <w:style w:type="character" w:default="1" w:styleId="DefaultParagraphFont">
     <w:name w:val="Default Paragraph Font"/>
     <w:uiPriority w:val="1"/>
+    <w:semiHidden/>
     <w:unhideWhenUsed/>
   </w:style>
   <w:style w:type="table" w:default="1" w:styleId="TableNormal">
